--- a/assets/downloads/simulation-32/personnel-equipment-and-moulage.docx
+++ b/assets/downloads/simulation-32/personnel-equipment-and-moulage.docx
@@ -84,28 +84,12 @@
         <w:rPr>
           <w:rFonts w:ascii="Times New Roman" w:hAnsi="Times New Roman" w:cs="Times New Roman"/>
           <w:color w:val="000000"/>
-          <w:rPrChange w:id="144" w:author="Anna Seaman" w:date="2026-08-11T17:48:00Z" w16du:dateUtc="2026-08-11T22:48:00Z">
-            <w:rPr/>
-          </w:rPrChange>
-        </w:rPr>
-        <w:pPrChange w:id="145" w:author="Anna Seaman" w:date="2026-08-11T17:48:00Z" w16du:dateUtc="2026-08-11T22:48:00Z">
-          <w:pPr>
-            <w:pStyle w:val="ListParagraph"/>
-            <w:numPr>
-              <w:numId w:val="8"/>
-            </w:numPr>
-            <w:spacing w:line="480" w:lineRule="auto"/>
-            <w:ind w:left="0"/>
-          </w:pPr>
-        </w:pPrChange>
+        </w:rPr>
       </w:pPr>
       <w:r>
         <w:rPr>
           <w:rFonts w:ascii="Aptos" w:hAnsi="Aptos" w:cs="Aptos" w:eastAsia="Aptos"/>
           <w:color w:val="000000"/>
-          <w:rPrChange w:id="146" w:author="Anna Seaman" w:date="2026-08-11T17:48:00Z" w16du:dateUtc="2026-08-11T22:48:00Z">
-            <w:rPr/>
-          </w:rPrChange>
         </w:rPr>
         <w:t xml:space="preserve">This simulation could involve </w:t>
       </w:r>
@@ -113,9 +97,6 @@
         <w:rPr>
           <w:rFonts w:ascii="Aptos" w:hAnsi="Aptos" w:cs="Aptos" w:eastAsia="Aptos"/>
           <w:color w:val="000000"/>
-          <w:rPrChange w:id="147" w:author="Anna Seaman" w:date="2026-08-11T17:48:00Z" w16du:dateUtc="2026-08-11T22:48:00Z">
-            <w:rPr/>
-          </w:rPrChange>
         </w:rPr>
         <w:t>one</w:t>
       </w:r>
@@ -123,9 +104,6 @@
         <w:rPr>
           <w:rFonts w:ascii="Aptos" w:hAnsi="Aptos" w:cs="Aptos" w:eastAsia="Aptos"/>
           <w:color w:val="000000"/>
-          <w:rPrChange w:id="148" w:author="Anna Seaman" w:date="2026-08-11T17:48:00Z" w16du:dateUtc="2026-08-11T22:48:00Z">
-            <w:rPr/>
-          </w:rPrChange>
         </w:rPr>
         <w:t xml:space="preserve"> or more standardized patients </w:t>
       </w:r>
@@ -133,9 +111,6 @@
         <w:rPr>
           <w:rFonts w:ascii="Aptos" w:hAnsi="Aptos" w:cs="Aptos" w:eastAsia="Aptos"/>
           <w:color w:val="000000"/>
-          <w:rPrChange w:id="149" w:author="Anna Seaman" w:date="2026-08-11T17:48:00Z" w16du:dateUtc="2026-08-11T22:48:00Z">
-            <w:rPr/>
-          </w:rPrChange>
         </w:rPr>
         <w:t>(S</w:t>
       </w:r>
@@ -143,9 +118,6 @@
         <w:rPr>
           <w:rFonts w:ascii="Aptos" w:hAnsi="Aptos" w:cs="Aptos" w:eastAsia="Aptos"/>
           <w:color w:val="000000"/>
-          <w:rPrChange w:id="150" w:author="Anna Seaman" w:date="2026-08-11T17:48:00Z" w16du:dateUtc="2026-08-11T22:48:00Z">
-            <w:rPr/>
-          </w:rPrChange>
         </w:rPr>
         <w:t>P</w:t>
       </w:r>
@@ -153,9 +125,6 @@
         <w:rPr>
           <w:rFonts w:ascii="Aptos" w:hAnsi="Aptos" w:cs="Aptos" w:eastAsia="Aptos"/>
           <w:color w:val="000000"/>
-          <w:rPrChange w:id="151" w:author="Anna Seaman" w:date="2026-08-11T17:48:00Z" w16du:dateUtc="2026-08-11T22:48:00Z">
-            <w:rPr/>
-          </w:rPrChange>
         </w:rPr>
         <w:t xml:space="preserve">s), </w:t>
       </w:r>
@@ -163,9 +132,6 @@
         <w:rPr>
           <w:rFonts w:ascii="Aptos" w:hAnsi="Aptos" w:cs="Aptos" w:eastAsia="Aptos"/>
           <w:color w:val="000000"/>
-          <w:rPrChange w:id="152" w:author="Anna Seaman" w:date="2026-08-11T17:48:00Z" w16du:dateUtc="2026-08-11T22:48:00Z">
-            <w:rPr/>
-          </w:rPrChange>
         </w:rPr>
         <w:t xml:space="preserve">depending on the size of the student </w:t>
       </w:r>
@@ -173,9 +139,6 @@
         <w:rPr>
           <w:rFonts w:ascii="Aptos" w:hAnsi="Aptos" w:cs="Aptos" w:eastAsia="Aptos"/>
           <w:color w:val="000000"/>
-          <w:rPrChange w:id="153" w:author="Anna Seaman" w:date="2026-08-11T17:48:00Z" w16du:dateUtc="2026-08-11T22:48:00Z">
-            <w:rPr/>
-          </w:rPrChange>
         </w:rPr>
         <w:t>health care provider (</w:t>
       </w:r>
@@ -183,9 +146,6 @@
         <w:rPr>
           <w:rFonts w:ascii="Aptos" w:hAnsi="Aptos" w:cs="Aptos" w:eastAsia="Aptos"/>
           <w:color w:val="000000"/>
-          <w:rPrChange w:id="154" w:author="Anna Seaman" w:date="2026-08-11T17:48:00Z" w16du:dateUtc="2026-08-11T22:48:00Z">
-            <w:rPr/>
-          </w:rPrChange>
         </w:rPr>
         <w:t>HCP</w:t>
       </w:r>
@@ -193,9 +153,6 @@
         <w:rPr>
           <w:rFonts w:ascii="Aptos" w:hAnsi="Aptos" w:cs="Aptos" w:eastAsia="Aptos"/>
           <w:color w:val="000000"/>
-          <w:rPrChange w:id="155" w:author="Anna Seaman" w:date="2026-08-11T17:48:00Z" w16du:dateUtc="2026-08-11T22:48:00Z">
-            <w:rPr/>
-          </w:rPrChange>
         </w:rPr>
         <w:t>)</w:t>
       </w:r>
@@ -203,9 +160,6 @@
         <w:rPr>
           <w:rFonts w:ascii="Aptos" w:hAnsi="Aptos" w:cs="Aptos" w:eastAsia="Aptos"/>
           <w:color w:val="000000"/>
-          <w:rPrChange w:id="156" w:author="Anna Seaman" w:date="2026-08-11T17:48:00Z" w16du:dateUtc="2026-08-11T22:48:00Z">
-            <w:rPr/>
-          </w:rPrChange>
         </w:rPr>
         <w:t xml:space="preserve"> cohort and the time permitted for class. The </w:t>
       </w:r>
@@ -213,9 +167,6 @@
         <w:rPr>
           <w:rFonts w:ascii="Aptos" w:hAnsi="Aptos" w:cs="Aptos" w:eastAsia="Aptos"/>
           <w:color w:val="000000"/>
-          <w:rPrChange w:id="157" w:author="Anna Seaman" w:date="2026-08-11T17:48:00Z" w16du:dateUtc="2026-08-11T22:48:00Z">
-            <w:rPr/>
-          </w:rPrChange>
         </w:rPr>
         <w:t xml:space="preserve">sample </w:t>
       </w:r>
@@ -223,9 +174,6 @@
         <w:rPr>
           <w:rFonts w:ascii="Aptos" w:hAnsi="Aptos" w:cs="Aptos" w:eastAsia="Aptos"/>
           <w:color w:val="000000"/>
-          <w:rPrChange w:id="158" w:author="Anna Seaman" w:date="2026-08-11T17:48:00Z" w16du:dateUtc="2026-08-11T22:48:00Z">
-            <w:rPr/>
-          </w:rPrChange>
         </w:rPr>
         <w:t xml:space="preserve">schedule was created for </w:t>
       </w:r>
@@ -233,9 +181,6 @@
         <w:rPr>
           <w:rFonts w:ascii="Aptos" w:hAnsi="Aptos" w:cs="Aptos" w:eastAsia="Aptos"/>
           <w:color w:val="000000"/>
-          <w:rPrChange w:id="159" w:author="Anna Seaman" w:date="2026-08-11T17:48:00Z" w16du:dateUtc="2026-08-11T22:48:00Z">
-            <w:rPr/>
-          </w:rPrChange>
         </w:rPr>
         <w:t>two</w:t>
       </w:r>
@@ -243,9 +188,6 @@
         <w:rPr>
           <w:rFonts w:ascii="Aptos" w:hAnsi="Aptos" w:cs="Aptos" w:eastAsia="Aptos"/>
           <w:color w:val="000000"/>
-          <w:rPrChange w:id="160" w:author="Anna Seaman" w:date="2026-08-11T17:48:00Z" w16du:dateUtc="2026-08-11T22:48:00Z">
-            <w:rPr/>
-          </w:rPrChange>
         </w:rPr>
         <w:t xml:space="preserve"> SPs.</w:t>
       </w:r>
@@ -261,28 +203,12 @@
         <w:rPr>
           <w:rFonts w:ascii="Times New Roman" w:hAnsi="Times New Roman" w:cs="Times New Roman"/>
           <w:color w:val="000000"/>
-          <w:rPrChange w:id="161" w:author="Anna Seaman" w:date="2026-08-11T17:48:00Z" w16du:dateUtc="2026-08-11T22:48:00Z">
-            <w:rPr/>
-          </w:rPrChange>
-        </w:rPr>
-        <w:pPrChange w:id="162" w:author="Anna Seaman" w:date="2026-08-11T17:48:00Z" w16du:dateUtc="2026-08-11T22:48:00Z">
-          <w:pPr>
-            <w:pStyle w:val="ListParagraph"/>
-            <w:numPr>
-              <w:numId w:val="8"/>
-            </w:numPr>
-            <w:spacing w:line="480" w:lineRule="auto"/>
-            <w:ind w:left="0"/>
-          </w:pPr>
-        </w:pPrChange>
+        </w:rPr>
       </w:pPr>
       <w:r>
         <w:rPr>
           <w:rFonts w:ascii="Aptos" w:hAnsi="Aptos" w:cs="Aptos" w:eastAsia="Aptos"/>
           <w:color w:val="000000"/>
-          <w:rPrChange w:id="163" w:author="Anna Seaman" w:date="2026-08-11T17:48:00Z" w16du:dateUtc="2026-08-11T22:48:00Z">
-            <w:rPr/>
-          </w:rPrChange>
         </w:rPr>
         <w:t xml:space="preserve">Each situation recommends </w:t>
       </w:r>
@@ -290,9 +216,6 @@
         <w:rPr>
           <w:rFonts w:ascii="Aptos" w:hAnsi="Aptos" w:cs="Aptos" w:eastAsia="Aptos"/>
           <w:color w:val="000000"/>
-          <w:rPrChange w:id="164" w:author="Anna Seaman" w:date="2026-08-11T17:48:00Z" w16du:dateUtc="2026-08-11T22:48:00Z">
-            <w:rPr/>
-          </w:rPrChange>
         </w:rPr>
         <w:t>one</w:t>
       </w:r>
@@ -300,9 +223,6 @@
         <w:rPr>
           <w:rFonts w:ascii="Aptos" w:hAnsi="Aptos" w:cs="Aptos" w:eastAsia="Aptos"/>
           <w:color w:val="000000"/>
-          <w:rPrChange w:id="165" w:author="Anna Seaman" w:date="2026-08-11T17:48:00Z" w16du:dateUtc="2026-08-11T22:48:00Z">
-            <w:rPr/>
-          </w:rPrChange>
         </w:rPr>
         <w:t xml:space="preserve"> proctor. The proctor will score the HCP on how they manage the entire patient encounter from evaluation</w:t>
       </w:r>
@@ -310,9 +230,6 @@
         <w:rPr>
           <w:rFonts w:ascii="Aptos" w:hAnsi="Aptos" w:cs="Aptos" w:eastAsia="Aptos"/>
           <w:color w:val="000000"/>
-          <w:rPrChange w:id="166" w:author="Anna Seaman" w:date="2026-08-11T17:48:00Z" w16du:dateUtc="2026-08-11T22:48:00Z">
-            <w:rPr/>
-          </w:rPrChange>
         </w:rPr>
         <w:t xml:space="preserve"> to</w:t>
       </w:r>
@@ -320,9 +237,6 @@
         <w:rPr>
           <w:rFonts w:ascii="Aptos" w:hAnsi="Aptos" w:cs="Aptos" w:eastAsia="Aptos"/>
           <w:color w:val="000000"/>
-          <w:rPrChange w:id="167" w:author="Anna Seaman" w:date="2026-08-11T17:48:00Z" w16du:dateUtc="2026-08-11T22:48:00Z">
-            <w:rPr/>
-          </w:rPrChange>
         </w:rPr>
         <w:t xml:space="preserve"> </w:t>
       </w:r>
@@ -330,9 +244,6 @@
         <w:rPr>
           <w:rFonts w:ascii="Aptos" w:hAnsi="Aptos" w:cs="Aptos" w:eastAsia="Aptos"/>
           <w:color w:val="000000"/>
-          <w:rPrChange w:id="168" w:author="Anna Seaman" w:date="2026-08-11T17:48:00Z" w16du:dateUtc="2026-08-11T22:48:00Z">
-            <w:rPr/>
-          </w:rPrChange>
         </w:rPr>
         <w:t>communication with the patient, and treatment plan.</w:t>
       </w:r>
@@ -371,28 +282,12 @@
         <w:rPr>
           <w:rFonts w:ascii="Times New Roman" w:hAnsi="Times New Roman" w:cs="Times New Roman"/>
           <w:color w:val="000000"/>
-          <w:rPrChange w:id="169" w:author="Anna Seaman" w:date="2026-08-11T17:48:00Z" w16du:dateUtc="2026-08-11T22:48:00Z">
-            <w:rPr/>
-          </w:rPrChange>
-        </w:rPr>
-        <w:pPrChange w:id="170" w:author="Anna Seaman" w:date="2026-08-11T17:48:00Z" w16du:dateUtc="2026-08-11T22:48:00Z">
-          <w:pPr>
-            <w:pStyle w:val="ListParagraph"/>
-            <w:numPr>
-              <w:numId w:val="3"/>
-            </w:numPr>
-            <w:spacing w:line="480" w:lineRule="auto"/>
-            <w:ind w:left="0"/>
-          </w:pPr>
-        </w:pPrChange>
+        </w:rPr>
       </w:pPr>
       <w:r>
         <w:rPr>
           <w:rFonts w:ascii="Aptos" w:hAnsi="Aptos" w:cs="Aptos" w:eastAsia="Aptos"/>
           <w:color w:val="000000"/>
-          <w:rPrChange w:id="171" w:author="Anna Seaman" w:date="2026-08-11T17:48:00Z" w16du:dateUtc="2026-08-11T22:48:00Z">
-            <w:rPr/>
-          </w:rPrChange>
         </w:rPr>
         <w:t>Stool</w:t>
       </w:r>
@@ -400,9 +295,6 @@
         <w:rPr>
           <w:rFonts w:ascii="Aptos" w:hAnsi="Aptos" w:cs="Aptos" w:eastAsia="Aptos"/>
           <w:color w:val="000000"/>
-          <w:rPrChange w:id="172" w:author="Anna Seaman" w:date="2026-08-11T17:48:00Z" w16du:dateUtc="2026-08-11T22:48:00Z">
-            <w:rPr/>
-          </w:rPrChange>
         </w:rPr>
         <w:t xml:space="preserve"> or </w:t>
       </w:r>
@@ -410,9 +302,6 @@
         <w:rPr>
           <w:rFonts w:ascii="Aptos" w:hAnsi="Aptos" w:cs="Aptos" w:eastAsia="Aptos"/>
           <w:color w:val="000000"/>
-          <w:rPrChange w:id="173" w:author="Anna Seaman" w:date="2026-08-11T17:48:00Z" w16du:dateUtc="2026-08-11T22:48:00Z">
-            <w:rPr/>
-          </w:rPrChange>
         </w:rPr>
         <w:t>chair for the provider</w:t>
       </w:r>
@@ -428,28 +317,12 @@
         <w:rPr>
           <w:rFonts w:ascii="Times New Roman" w:hAnsi="Times New Roman" w:cs="Times New Roman"/>
           <w:color w:val="000000"/>
-          <w:rPrChange w:id="174" w:author="Anna Seaman" w:date="2026-08-11T17:48:00Z" w16du:dateUtc="2026-08-11T22:48:00Z">
-            <w:rPr/>
-          </w:rPrChange>
-        </w:rPr>
-        <w:pPrChange w:id="175" w:author="Anna Seaman" w:date="2026-08-11T17:48:00Z" w16du:dateUtc="2026-08-11T22:48:00Z">
-          <w:pPr>
-            <w:pStyle w:val="ListParagraph"/>
-            <w:numPr>
-              <w:numId w:val="3"/>
-            </w:numPr>
-            <w:spacing w:line="480" w:lineRule="auto"/>
-            <w:ind w:left="0"/>
-          </w:pPr>
-        </w:pPrChange>
+        </w:rPr>
       </w:pPr>
       <w:r>
         <w:rPr>
           <w:rFonts w:ascii="Aptos" w:hAnsi="Aptos" w:cs="Aptos" w:eastAsia="Aptos"/>
           <w:color w:val="000000"/>
-          <w:rPrChange w:id="176" w:author="Anna Seaman" w:date="2026-08-11T17:48:00Z" w16du:dateUtc="2026-08-11T22:48:00Z">
-            <w:rPr/>
-          </w:rPrChange>
         </w:rPr>
         <w:lastRenderedPageBreak/>
         <w:t>Treatment table for the patient to sit on</w:t>
@@ -466,28 +339,12 @@
         <w:rPr>
           <w:rFonts w:ascii="Times New Roman" w:hAnsi="Times New Roman" w:cs="Times New Roman"/>
           <w:color w:val="000000"/>
-          <w:rPrChange w:id="177" w:author="Anna Seaman" w:date="2026-08-11T17:48:00Z" w16du:dateUtc="2026-08-11T22:48:00Z">
-            <w:rPr/>
-          </w:rPrChange>
-        </w:rPr>
-        <w:pPrChange w:id="178" w:author="Anna Seaman" w:date="2026-08-11T17:48:00Z" w16du:dateUtc="2026-08-11T22:48:00Z">
-          <w:pPr>
-            <w:pStyle w:val="ListParagraph"/>
-            <w:numPr>
-              <w:numId w:val="3"/>
-            </w:numPr>
-            <w:spacing w:line="480" w:lineRule="auto"/>
-            <w:ind w:left="0"/>
-          </w:pPr>
-        </w:pPrChange>
+        </w:rPr>
       </w:pPr>
       <w:r>
         <w:rPr>
           <w:rFonts w:ascii="Aptos" w:hAnsi="Aptos" w:cs="Aptos" w:eastAsia="Aptos"/>
           <w:color w:val="000000"/>
-          <w:rPrChange w:id="179" w:author="Anna Seaman" w:date="2026-08-11T17:48:00Z" w16du:dateUtc="2026-08-11T22:48:00Z">
-            <w:rPr/>
-          </w:rPrChange>
         </w:rPr>
         <w:t>Modality cart with electrical stimulation</w:t>
       </w:r>
@@ -495,9 +352,6 @@
         <w:rPr>
           <w:rFonts w:ascii="Aptos" w:hAnsi="Aptos" w:cs="Aptos" w:eastAsia="Aptos"/>
           <w:color w:val="000000"/>
-          <w:rPrChange w:id="180" w:author="Anna Seaman" w:date="2026-08-11T17:48:00Z" w16du:dateUtc="2026-08-11T22:48:00Z">
-            <w:rPr/>
-          </w:rPrChange>
         </w:rPr>
         <w:t xml:space="preserve"> or </w:t>
       </w:r>
@@ -505,9 +359,6 @@
         <w:rPr>
           <w:rFonts w:ascii="Aptos" w:hAnsi="Aptos" w:cs="Aptos" w:eastAsia="Aptos"/>
           <w:color w:val="000000"/>
-          <w:rPrChange w:id="181" w:author="Anna Seaman" w:date="2026-08-11T17:48:00Z" w16du:dateUtc="2026-08-11T22:48:00Z">
-            <w:rPr/>
-          </w:rPrChange>
         </w:rPr>
         <w:t>ultrasound combo unit</w:t>
       </w:r>
@@ -523,28 +374,12 @@
         <w:rPr>
           <w:rFonts w:ascii="Times New Roman" w:hAnsi="Times New Roman" w:cs="Times New Roman"/>
           <w:color w:val="000000"/>
-          <w:rPrChange w:id="182" w:author="Anna Seaman" w:date="2026-08-11T17:48:00Z" w16du:dateUtc="2026-08-11T22:48:00Z">
-            <w:rPr/>
-          </w:rPrChange>
-        </w:rPr>
-        <w:pPrChange w:id="183" w:author="Anna Seaman" w:date="2026-08-11T17:48:00Z" w16du:dateUtc="2026-08-11T22:48:00Z">
-          <w:pPr>
-            <w:pStyle w:val="ListParagraph"/>
-            <w:numPr>
-              <w:numId w:val="3"/>
-            </w:numPr>
-            <w:spacing w:line="480" w:lineRule="auto"/>
-            <w:ind w:left="0"/>
-          </w:pPr>
-        </w:pPrChange>
+        </w:rPr>
       </w:pPr>
       <w:r>
         <w:rPr>
           <w:rFonts w:ascii="Aptos" w:hAnsi="Aptos" w:cs="Aptos" w:eastAsia="Aptos"/>
           <w:color w:val="000000"/>
-          <w:rPrChange w:id="184" w:author="Anna Seaman" w:date="2026-08-11T17:48:00Z" w16du:dateUtc="2026-08-11T22:48:00Z">
-            <w:rPr/>
-          </w:rPrChange>
         </w:rPr>
         <w:t>Hydrocollator</w:t>
       </w:r>
@@ -560,28 +395,12 @@
         <w:rPr>
           <w:rFonts w:ascii="Times New Roman" w:hAnsi="Times New Roman" w:cs="Times New Roman"/>
           <w:color w:val="000000"/>
-          <w:rPrChange w:id="185" w:author="Anna Seaman" w:date="2026-08-11T17:48:00Z" w16du:dateUtc="2026-08-11T22:48:00Z">
-            <w:rPr/>
-          </w:rPrChange>
-        </w:rPr>
-        <w:pPrChange w:id="186" w:author="Anna Seaman" w:date="2026-08-11T17:48:00Z" w16du:dateUtc="2026-08-11T22:48:00Z">
-          <w:pPr>
-            <w:pStyle w:val="ListParagraph"/>
-            <w:numPr>
-              <w:numId w:val="3"/>
-            </w:numPr>
-            <w:spacing w:line="480" w:lineRule="auto"/>
-            <w:ind w:left="0"/>
-          </w:pPr>
-        </w:pPrChange>
+        </w:rPr>
       </w:pPr>
       <w:r>
         <w:rPr>
           <w:rFonts w:ascii="Aptos" w:hAnsi="Aptos" w:cs="Aptos" w:eastAsia="Aptos"/>
           <w:color w:val="000000"/>
-          <w:rPrChange w:id="187" w:author="Anna Seaman" w:date="2026-08-11T17:48:00Z" w16du:dateUtc="2026-08-11T22:48:00Z">
-            <w:rPr/>
-          </w:rPrChange>
         </w:rPr>
         <w:t>Ice bags filled with ice</w:t>
       </w:r>
@@ -597,28 +416,12 @@
         <w:rPr>
           <w:rFonts w:ascii="Times New Roman" w:hAnsi="Times New Roman" w:cs="Times New Roman"/>
           <w:color w:val="000000"/>
-          <w:rPrChange w:id="188" w:author="Anna Seaman" w:date="2026-08-11T17:48:00Z" w16du:dateUtc="2026-08-11T22:48:00Z">
-            <w:rPr/>
-          </w:rPrChange>
-        </w:rPr>
-        <w:pPrChange w:id="189" w:author="Anna Seaman" w:date="2026-08-11T17:48:00Z" w16du:dateUtc="2026-08-11T22:48:00Z">
-          <w:pPr>
-            <w:pStyle w:val="ListParagraph"/>
-            <w:numPr>
-              <w:numId w:val="3"/>
-            </w:numPr>
-            <w:spacing w:line="480" w:lineRule="auto"/>
-            <w:ind w:left="0"/>
-          </w:pPr>
-        </w:pPrChange>
+        </w:rPr>
       </w:pPr>
       <w:r>
         <w:rPr>
           <w:rFonts w:ascii="Aptos" w:hAnsi="Aptos" w:cs="Aptos" w:eastAsia="Aptos"/>
           <w:color w:val="000000"/>
-          <w:rPrChange w:id="190" w:author="Anna Seaman" w:date="2026-08-11T17:48:00Z" w16du:dateUtc="2026-08-11T22:48:00Z">
-            <w:rPr/>
-          </w:rPrChange>
         </w:rPr>
         <w:t>Therapeutic exercise equipment such as Swiss balls, foam rollers, and Thera</w:t>
       </w:r>
@@ -626,9 +429,6 @@
         <w:rPr>
           <w:rFonts w:ascii="Aptos" w:hAnsi="Aptos" w:cs="Aptos" w:eastAsia="Aptos"/>
           <w:color w:val="000000"/>
-          <w:rPrChange w:id="191" w:author="Anna Seaman" w:date="2026-08-11T17:48:00Z" w16du:dateUtc="2026-08-11T22:48:00Z">
-            <w:rPr/>
-          </w:rPrChange>
         </w:rPr>
         <w:t>B</w:t>
       </w:r>
@@ -636,9 +436,6 @@
         <w:rPr>
           <w:rFonts w:ascii="Aptos" w:hAnsi="Aptos" w:cs="Aptos" w:eastAsia="Aptos"/>
           <w:color w:val="000000"/>
-          <w:rPrChange w:id="192" w:author="Anna Seaman" w:date="2026-08-11T17:48:00Z" w16du:dateUtc="2026-08-11T22:48:00Z">
-            <w:rPr/>
-          </w:rPrChange>
         </w:rPr>
         <w:t>ands</w:t>
       </w:r>
